--- a/docs/lista_louvores/Textos_Louvores/CONHECI UM MUNDO MAU.docx
+++ b/docs/lista_louvores/Textos_Louvores/CONHECI UM MUNDO MAU.docx
@@ -4,21 +4,12 @@
   <w:body>
     <w:p>
       <w:pPr>
-        <w:pStyle w:val="SemEspaamento"/>
-        <w:rPr>
-          <w:rFonts w:ascii="Times New Roman" w:hAnsi="Times New Roman" w:cs="Times New Roman"/>
-        </w:rPr>
+        <w:pStyle w:val="Ttulo1"/>
       </w:pPr>
       <w:r>
-        <w:rPr>
-          <w:rFonts w:ascii="Times New Roman" w:hAnsi="Times New Roman" w:cs="Times New Roman"/>
-        </w:rPr>
         <w:t>CONHECI UM MUNDO MAU</w:t>
       </w:r>
       <w:r>
-        <w:rPr>
-          <w:rFonts w:ascii="Times New Roman" w:hAnsi="Times New Roman" w:cs="Times New Roman"/>
-        </w:rPr>
         <w:t xml:space="preserve"> </w:t>
       </w:r>
     </w:p>
@@ -150,7 +141,6 @@
     </w:p>
     <w:p>
       <w:pPr>
-        <w:spacing w:after="0"/>
         <w:rPr>
           <w:rFonts w:ascii="Times New Roman" w:hAnsi="Times New Roman"/>
           <w:b/>
@@ -218,173 +208,299 @@
           <w:iCs/>
         </w:rPr>
         <w:t>ssim tão sujo</w:t>
+      </w:r>
+      <w:r>
+        <w:rPr>
+          <w:rFonts w:ascii="Times New Roman" w:hAnsi="Times New Roman"/>
+          <w:b/>
+          <w:bCs/>
+          <w:i/>
+          <w:iCs/>
+        </w:rPr>
+        <w:br/>
+      </w:r>
+      <w:r>
+        <w:rPr>
+          <w:rFonts w:ascii="Times New Roman" w:hAnsi="Times New Roman"/>
+          <w:b/>
+          <w:bCs/>
+          <w:i/>
+          <w:iCs/>
+        </w:rPr>
+        <w:t>E numa cruz</w:t>
+      </w:r>
+      <w:r>
+        <w:rPr>
+          <w:rFonts w:ascii="Times New Roman" w:hAnsi="Times New Roman"/>
+          <w:b/>
+          <w:bCs/>
+          <w:i/>
+          <w:iCs/>
+        </w:rPr>
+        <w:t xml:space="preserve"> </w:t>
+      </w:r>
+      <w:r>
+        <w:rPr>
+          <w:rFonts w:ascii="Times New Roman" w:hAnsi="Times New Roman"/>
+          <w:b/>
+          <w:bCs/>
+          <w:i/>
+          <w:iCs/>
+        </w:rPr>
+        <w:t>por mim derramou</w:t>
+      </w:r>
+      <w:r>
+        <w:rPr>
+          <w:rFonts w:ascii="Times New Roman" w:hAnsi="Times New Roman"/>
+          <w:b/>
+          <w:bCs/>
+          <w:i/>
+          <w:iCs/>
+        </w:rPr>
+        <w:br/>
+      </w:r>
+      <w:r>
+        <w:rPr>
+          <w:rFonts w:ascii="Times New Roman" w:hAnsi="Times New Roman"/>
+          <w:b/>
+          <w:bCs/>
+          <w:i/>
+          <w:iCs/>
+        </w:rPr>
+        <w:t>S</w:t>
+      </w:r>
+      <w:r>
+        <w:rPr>
+          <w:rFonts w:ascii="Times New Roman" w:hAnsi="Times New Roman"/>
+          <w:b/>
+          <w:bCs/>
+          <w:i/>
+          <w:iCs/>
+        </w:rPr>
+        <w:t>angue tão puro</w:t>
+      </w:r>
+      <w:r>
+        <w:rPr>
+          <w:rFonts w:ascii="Times New Roman" w:hAnsi="Times New Roman"/>
+          <w:b/>
+          <w:bCs/>
+          <w:i/>
+          <w:iCs/>
+        </w:rPr>
+        <w:br/>
+      </w:r>
+      <w:r>
+        <w:rPr>
+          <w:rFonts w:ascii="Times New Roman" w:hAnsi="Times New Roman"/>
+          <w:b/>
+          <w:bCs/>
+          <w:i/>
+          <w:iCs/>
+        </w:rPr>
+        <w:t>Foi assim que me salvou</w:t>
       </w:r>
     </w:p>
     <w:p>
       <w:pPr>
-        <w:spacing w:after="0"/>
-        <w:rPr>
-          <w:rFonts w:ascii="Times New Roman" w:hAnsi="Times New Roman"/>
-          <w:b/>
-          <w:bCs/>
-          <w:i/>
-          <w:iCs/>
+        <w:rPr>
+          <w:rFonts w:ascii="Times New Roman" w:hAnsi="Times New Roman"/>
         </w:rPr>
       </w:pPr>
       <w:r>
         <w:rPr>
           <w:rFonts w:ascii="Times New Roman" w:hAnsi="Times New Roman"/>
-          <w:b/>
-          <w:bCs/>
-          <w:i/>
-          <w:iCs/>
-        </w:rPr>
-        <w:t>E numa cruz</w:t>
-      </w:r>
-      <w:r>
-        <w:rPr>
-          <w:rFonts w:ascii="Times New Roman" w:hAnsi="Times New Roman"/>
-          <w:b/>
-          <w:bCs/>
-          <w:i/>
-          <w:iCs/>
-        </w:rPr>
-        <w:t xml:space="preserve"> </w:t>
-      </w:r>
-      <w:r>
-        <w:rPr>
-          <w:rFonts w:ascii="Times New Roman" w:hAnsi="Times New Roman"/>
-          <w:b/>
-          <w:bCs/>
-          <w:i/>
-          <w:iCs/>
-        </w:rPr>
-        <w:t>por mim derramou</w:t>
-      </w:r>
-      <w:r>
-        <w:rPr>
-          <w:rFonts w:ascii="Times New Roman" w:hAnsi="Times New Roman"/>
-          <w:b/>
-          <w:bCs/>
-          <w:i/>
-          <w:iCs/>
+        </w:rPr>
+        <w:t>Eu conheço agora, sim</w:t>
+      </w:r>
+      <w:r>
+        <w:rPr>
+          <w:rFonts w:ascii="Times New Roman" w:hAnsi="Times New Roman"/>
         </w:rPr>
         <w:br/>
       </w:r>
       <w:r>
         <w:rPr>
           <w:rFonts w:ascii="Times New Roman" w:hAnsi="Times New Roman"/>
-          <w:b/>
-          <w:bCs/>
-          <w:i/>
-          <w:iCs/>
-        </w:rPr>
-        <w:t>S</w:t>
-      </w:r>
-      <w:r>
-        <w:rPr>
-          <w:rFonts w:ascii="Times New Roman" w:hAnsi="Times New Roman"/>
-          <w:b/>
-          <w:bCs/>
-          <w:i/>
-          <w:iCs/>
-        </w:rPr>
-        <w:t>angue tão puro</w:t>
+        </w:rPr>
+        <w:t>A</w:t>
+      </w:r>
+      <w:r>
+        <w:rPr>
+          <w:rFonts w:ascii="Times New Roman" w:hAnsi="Times New Roman"/>
+        </w:rPr>
+        <w:t xml:space="preserve"> clareza de Jesus</w:t>
+      </w:r>
+      <w:r>
+        <w:rPr>
+          <w:rFonts w:ascii="Times New Roman" w:hAnsi="Times New Roman"/>
+        </w:rPr>
+        <w:br/>
+      </w:r>
+      <w:r>
+        <w:rPr>
+          <w:rFonts w:ascii="Times New Roman" w:hAnsi="Times New Roman"/>
+        </w:rPr>
+        <w:t>F</w:t>
+      </w:r>
+      <w:r>
+        <w:rPr>
+          <w:rFonts w:ascii="Times New Roman" w:hAnsi="Times New Roman"/>
+        </w:rPr>
+        <w:t>oi das trevas que eu vim</w:t>
+      </w:r>
+      <w:r>
+        <w:rPr>
+          <w:rFonts w:ascii="Times New Roman" w:hAnsi="Times New Roman"/>
+        </w:rPr>
+        <w:br/>
+      </w:r>
+      <w:r>
+        <w:rPr>
+          <w:rFonts w:ascii="Times New Roman" w:hAnsi="Times New Roman"/>
+        </w:rPr>
+        <w:t>E</w:t>
+      </w:r>
+      <w:r>
+        <w:rPr>
+          <w:rFonts w:ascii="Times New Roman" w:hAnsi="Times New Roman"/>
+        </w:rPr>
+        <w:t>ncontrei-me com a luz</w:t>
       </w:r>
     </w:p>
     <w:p>
       <w:pPr>
-        <w:spacing w:after="0"/>
-        <w:rPr>
-          <w:rFonts w:ascii="Times New Roman" w:hAnsi="Times New Roman"/>
-          <w:b/>
-          <w:bCs/>
-          <w:i/>
-          <w:iCs/>
+        <w:rPr>
+          <w:rFonts w:ascii="Times New Roman" w:hAnsi="Times New Roman"/>
         </w:rPr>
       </w:pPr>
       <w:r>
         <w:rPr>
           <w:rFonts w:ascii="Times New Roman" w:hAnsi="Times New Roman"/>
-          <w:b/>
-          <w:bCs/>
-          <w:i/>
-          <w:iCs/>
-        </w:rPr>
-        <w:t>Foi assim que me salvou</w:t>
+        </w:rPr>
+        <w:t>Hoje quero sim saber</w:t>
+      </w:r>
+      <w:r>
+        <w:rPr>
+          <w:rFonts w:ascii="Times New Roman" w:hAnsi="Times New Roman"/>
+        </w:rPr>
+        <w:br/>
+      </w:r>
+      <w:r>
+        <w:rPr>
+          <w:rFonts w:ascii="Times New Roman" w:hAnsi="Times New Roman"/>
+        </w:rPr>
+        <w:t>D</w:t>
+      </w:r>
+      <w:r>
+        <w:rPr>
+          <w:rFonts w:ascii="Times New Roman" w:hAnsi="Times New Roman"/>
+        </w:rPr>
+        <w:t>o meu Mestre e Salvador</w:t>
+      </w:r>
+      <w:r>
+        <w:rPr>
+          <w:rFonts w:ascii="Times New Roman" w:hAnsi="Times New Roman"/>
+        </w:rPr>
+        <w:br/>
+      </w:r>
+      <w:r>
+        <w:rPr>
+          <w:rFonts w:ascii="Times New Roman" w:hAnsi="Times New Roman"/>
+        </w:rPr>
+        <w:t>Q</w:t>
+      </w:r>
+      <w:r>
+        <w:rPr>
+          <w:rFonts w:ascii="Times New Roman" w:hAnsi="Times New Roman"/>
+        </w:rPr>
+        <w:t>uero dar-Lhe meu louvor</w:t>
+      </w:r>
+      <w:r>
+        <w:rPr>
+          <w:rFonts w:ascii="Times New Roman" w:hAnsi="Times New Roman"/>
+        </w:rPr>
+        <w:br/>
+      </w:r>
+      <w:r>
+        <w:rPr>
+          <w:rFonts w:ascii="Times New Roman" w:hAnsi="Times New Roman"/>
+        </w:rPr>
+        <w:t>E</w:t>
+      </w:r>
+      <w:r>
+        <w:rPr>
+          <w:rFonts w:ascii="Times New Roman" w:hAnsi="Times New Roman"/>
+        </w:rPr>
+        <w:t xml:space="preserve">u </w:t>
+      </w:r>
+      <w:proofErr w:type="gramStart"/>
+      <w:r>
+        <w:rPr>
+          <w:rFonts w:ascii="Times New Roman" w:hAnsi="Times New Roman"/>
+        </w:rPr>
+        <w:t>só Nele</w:t>
+      </w:r>
+      <w:proofErr w:type="gramEnd"/>
+      <w:r>
+        <w:rPr>
+          <w:rFonts w:ascii="Times New Roman" w:hAnsi="Times New Roman"/>
+        </w:rPr>
+        <w:t xml:space="preserve"> posso crer</w:t>
       </w:r>
     </w:p>
     <w:p>
       <w:pPr>
-        <w:spacing w:before="120" w:after="0"/>
-        <w:rPr>
-          <w:rFonts w:ascii="Times New Roman" w:hAnsi="Times New Roman"/>
+        <w:rPr>
+          <w:rFonts w:ascii="Times New Roman" w:hAnsi="Times New Roman"/>
+          <w:b/>
+          <w:bCs/>
+          <w:i/>
+          <w:iCs/>
         </w:rPr>
       </w:pPr>
       <w:r>
         <w:rPr>
           <w:rFonts w:ascii="Times New Roman" w:hAnsi="Times New Roman"/>
-        </w:rPr>
-        <w:t>Eu conheço agora, sim</w:t>
-      </w:r>
-      <w:r>
-        <w:rPr>
-          <w:rFonts w:ascii="Times New Roman" w:hAnsi="Times New Roman"/>
-        </w:rPr>
-        <w:br/>
-      </w:r>
-      <w:r>
-        <w:rPr>
-          <w:rFonts w:ascii="Times New Roman" w:hAnsi="Times New Roman"/>
-        </w:rPr>
-        <w:t>A</w:t>
-      </w:r>
-      <w:r>
-        <w:rPr>
-          <w:rFonts w:ascii="Times New Roman" w:hAnsi="Times New Roman"/>
-        </w:rPr>
-        <w:t xml:space="preserve"> clareza de Jesus</w:t>
-      </w:r>
-      <w:r>
-        <w:rPr>
-          <w:rFonts w:ascii="Times New Roman" w:hAnsi="Times New Roman"/>
-        </w:rPr>
-        <w:br/>
-      </w:r>
-      <w:r>
-        <w:rPr>
-          <w:rFonts w:ascii="Times New Roman" w:hAnsi="Times New Roman"/>
-        </w:rPr>
-        <w:t>F</w:t>
-      </w:r>
-      <w:r>
-        <w:rPr>
-          <w:rFonts w:ascii="Times New Roman" w:hAnsi="Times New Roman"/>
-        </w:rPr>
-        <w:t>oi das trevas que eu vim</w:t>
-      </w:r>
-      <w:r>
-        <w:rPr>
-          <w:rFonts w:ascii="Times New Roman" w:hAnsi="Times New Roman"/>
-        </w:rPr>
-        <w:br/>
-      </w:r>
-      <w:r>
-        <w:rPr>
-          <w:rFonts w:ascii="Times New Roman" w:hAnsi="Times New Roman"/>
-        </w:rPr>
-        <w:t>E</w:t>
-      </w:r>
-      <w:r>
-        <w:rPr>
-          <w:rFonts w:ascii="Times New Roman" w:hAnsi="Times New Roman"/>
-        </w:rPr>
-        <w:t>ncontrei-me com a luz</w:t>
+          <w:b/>
+          <w:bCs/>
+          <w:i/>
+          <w:iCs/>
+        </w:rPr>
+        <w:t>[REFRÃO</w:t>
+      </w:r>
+      <w:r>
+        <w:rPr>
+          <w:rFonts w:ascii="Times New Roman" w:hAnsi="Times New Roman"/>
+          <w:b/>
+          <w:bCs/>
+          <w:i/>
+          <w:iCs/>
+        </w:rPr>
+        <w:t xml:space="preserve"> 2X</w:t>
+      </w:r>
+      <w:r>
+        <w:rPr>
+          <w:rFonts w:ascii="Times New Roman" w:hAnsi="Times New Roman"/>
+          <w:b/>
+          <w:bCs/>
+          <w:i/>
+          <w:iCs/>
+        </w:rPr>
+        <w:t>]</w:t>
+      </w:r>
+      <w:r>
+        <w:rPr>
+          <w:rFonts w:ascii="Times New Roman" w:hAnsi="Times New Roman"/>
+          <w:b/>
+          <w:bCs/>
+          <w:i/>
+          <w:iCs/>
+        </w:rPr>
+        <w:t xml:space="preserve"> </w:t>
       </w:r>
     </w:p>
     <w:p>
       <w:pPr>
-        <w:spacing w:before="120"/>
         <w:rPr>
           <w:rFonts w:ascii="Times New Roman" w:hAnsi="Times New Roman"/>
         </w:rPr>
@@ -393,143 +509,9 @@
         <w:rPr>
           <w:rFonts w:ascii="Times New Roman" w:hAnsi="Times New Roman"/>
         </w:rPr>
-        <w:t>Hoje quero sim saber</w:t>
-      </w:r>
-      <w:r>
-        <w:rPr>
-          <w:rFonts w:ascii="Times New Roman" w:hAnsi="Times New Roman"/>
-        </w:rPr>
-        <w:br/>
-      </w:r>
-      <w:r>
-        <w:rPr>
-          <w:rFonts w:ascii="Times New Roman" w:hAnsi="Times New Roman"/>
-        </w:rPr>
-        <w:t>D</w:t>
-      </w:r>
-      <w:r>
-        <w:rPr>
-          <w:rFonts w:ascii="Times New Roman" w:hAnsi="Times New Roman"/>
-        </w:rPr>
-        <w:t>o meu Mestre e Salvador</w:t>
-      </w:r>
-      <w:r>
-        <w:rPr>
-          <w:rFonts w:ascii="Times New Roman" w:hAnsi="Times New Roman"/>
-        </w:rPr>
-        <w:br/>
-      </w:r>
-      <w:r>
-        <w:rPr>
-          <w:rFonts w:ascii="Times New Roman" w:hAnsi="Times New Roman"/>
-        </w:rPr>
-        <w:t>Q</w:t>
-      </w:r>
-      <w:r>
-        <w:rPr>
-          <w:rFonts w:ascii="Times New Roman" w:hAnsi="Times New Roman"/>
-        </w:rPr>
-        <w:t>uero dar-Lhe meu louvor</w:t>
-      </w:r>
-      <w:r>
-        <w:rPr>
-          <w:rFonts w:ascii="Times New Roman" w:hAnsi="Times New Roman"/>
-        </w:rPr>
-        <w:br/>
-      </w:r>
-      <w:r>
-        <w:rPr>
-          <w:rFonts w:ascii="Times New Roman" w:hAnsi="Times New Roman"/>
-        </w:rPr>
-        <w:t>E</w:t>
-      </w:r>
-      <w:r>
-        <w:rPr>
-          <w:rFonts w:ascii="Times New Roman" w:hAnsi="Times New Roman"/>
-        </w:rPr>
-        <w:t xml:space="preserve">u </w:t>
-      </w:r>
-      <w:proofErr w:type="gramStart"/>
-      <w:r>
-        <w:rPr>
-          <w:rFonts w:ascii="Times New Roman" w:hAnsi="Times New Roman"/>
-        </w:rPr>
-        <w:t>só Nele</w:t>
-      </w:r>
-      <w:proofErr w:type="gramEnd"/>
-      <w:r>
-        <w:rPr>
-          <w:rFonts w:ascii="Times New Roman" w:hAnsi="Times New Roman"/>
-        </w:rPr>
-        <w:t xml:space="preserve"> posso crer</w:t>
+        <w:t>Foi assim que me salvou!</w:t>
       </w:r>
     </w:p>
-    <w:p>
-      <w:pPr>
-        <w:rPr>
-          <w:rFonts w:ascii="Times New Roman" w:hAnsi="Times New Roman"/>
-          <w:b/>
-          <w:bCs/>
-          <w:i/>
-          <w:iCs/>
-        </w:rPr>
-      </w:pPr>
-      <w:r>
-        <w:rPr>
-          <w:rFonts w:ascii="Times New Roman" w:hAnsi="Times New Roman"/>
-          <w:b/>
-          <w:bCs/>
-          <w:i/>
-          <w:iCs/>
-        </w:rPr>
-        <w:t>[REFRÃO</w:t>
-      </w:r>
-      <w:r>
-        <w:rPr>
-          <w:rFonts w:ascii="Times New Roman" w:hAnsi="Times New Roman"/>
-          <w:b/>
-          <w:bCs/>
-          <w:i/>
-          <w:iCs/>
-        </w:rPr>
-        <w:t xml:space="preserve"> 2X</w:t>
-      </w:r>
-      <w:r>
-        <w:rPr>
-          <w:rFonts w:ascii="Times New Roman" w:hAnsi="Times New Roman"/>
-          <w:b/>
-          <w:bCs/>
-          <w:i/>
-          <w:iCs/>
-        </w:rPr>
-        <w:t>]</w:t>
-      </w:r>
-      <w:r>
-        <w:rPr>
-          <w:rFonts w:ascii="Times New Roman" w:hAnsi="Times New Roman"/>
-          <w:b/>
-          <w:bCs/>
-          <w:i/>
-          <w:iCs/>
-        </w:rPr>
-        <w:t xml:space="preserve"> </w:t>
-      </w:r>
-    </w:p>
-    <w:p>
-      <w:pPr>
-        <w:rPr>
-          <w:rFonts w:ascii="Times New Roman" w:hAnsi="Times New Roman"/>
-        </w:rPr>
-      </w:pPr>
-      <w:r>
-        <w:rPr>
-          <w:rFonts w:ascii="Times New Roman" w:hAnsi="Times New Roman"/>
-        </w:rPr>
-        <w:t>Foi assim que me salvou!</w:t>
-      </w:r>
-    </w:p>
-    <w:p/>
-    <w:p/>
     <w:sectPr>
       <w:pgSz w:w="11906" w:h="16838"/>
       <w:pgMar w:top="1417" w:right="1701" w:bottom="1417" w:left="1701" w:header="708" w:footer="708" w:gutter="0"/>
